--- a/Examples/Data/Golds/ReportingEngine.TestDataTable Gold.docx
+++ b/Examples/Data/Golds/ReportingEngine.TestDataTable Gold.docx
@@ -1,12 +1,13 @@
 
 <file path=word/document.xml><?xml version="1.0" encoding="utf-8"?>
 <w:document xmlns:wpc="http://schemas.microsoft.com/office/word/2010/wordprocessingCanvas" xmlns:cx="http://schemas.microsoft.com/office/drawing/2014/chartex" xmlns:cx1="http://schemas.microsoft.com/office/drawing/2015/9/8/chartex" xmlns:cx2="http://schemas.microsoft.com/office/drawing/2015/10/21/chartex" xmlns:cx3="http://schemas.microsoft.com/office/drawing/2016/5/9/chartex" xmlns:cx4="http://schemas.microsoft.com/office/drawing/2016/5/10/chartex" xmlns:cx5="http://schemas.microsoft.com/office/drawing/2016/5/11/chartex" xmlns:mc="http://schemas.openxmlformats.org/markup-compatibility/2006" xmlns:o="urn:schemas-microsoft-com:office:office" xmlns:r="http://schemas.openxmlformats.org/officeDocument/2006/relationships" xmlns:m="http://schemas.openxmlformats.org/officeDocument/2006/math" xmlns:v="urn:schemas-microsoft-com:vml" xmlns:wp14="http://schemas.microsoft.com/office/word/2010/wordprocessingDrawing" xmlns:wp="http://schemas.openxmlformats.org/drawingml/2006/wordprocessingDrawing" xmlns:w10="urn:schemas-microsoft-com:office:word" xmlns:w="http://schemas.openxmlformats.org/wordprocessingml/2006/main" xmlns:w14="http://schemas.microsoft.com/office/word/2010/wordml" xmlns:w15="http://schemas.microsoft.com/office/word/2012/wordml" xmlns:wne="http://schemas.microsoft.com/office/word/2006/wordml" xmlns:wpg="http://schemas.microsoft.com/office/word/2010/wordprocessingGroup" xmlns:wpi="http://schemas.microsoft.com/office/word/2010/wordprocessingInk" xmlns:wps="http://schemas.microsoft.com/office/word/2010/wordprocessingShape" mc:Ignorable="w14 w15 wp14">
-  <!-- Generated by Aspose.Words for .NET 18.3 -->
+  <!-- Generated by Aspose.Words for Java 26.3.0 -->
   <w:body>
     <w:tbl>
       <w:tblPr>
         <w:tblStyle w:val="Codesnippettable"/>
-        <w:tblW w:w="0" w:type="auto"/>
+        <w:tblpPr w:leftFromText="180" w:rightFromText="180" w:vertAnchor="text" w:horzAnchor="margin" w:tblpY="106"/>
+        <w:tblW w:w="9345" w:type="dxa"/>
         <w:tblLayout w:type="fixed"/>
         <w:tblLook w:val="04A0"/>
       </w:tblPr>
@@ -17,7 +18,7 @@
       </w:tblGrid>
       <w:tr>
         <w:tblPrEx>
-          <w:tblW w:w="0" w:type="auto"/>
+          <w:tblW w:w="9345" w:type="dxa"/>
           <w:tblLayout w:type="fixed"/>
           <w:tblLook w:val="04A0"/>
         </w:tblPrEx>
@@ -45,6 +46,15 @@
               </w:rPr>
               <w:t>Client</w:t>
             </w:r>
+            <w:r>
+              <w:rPr>
+                <w:rFonts w:asciiTheme="minorHAnsi" w:hAnsiTheme="minorHAnsi"/>
+                <w:b w:val="0"/>
+                <w:color w:val="auto"/>
+                <w:lang w:val="en-US"/>
+              </w:rPr>
+              <w:t xml:space="preserve"> </w:t>
+            </w:r>
           </w:p>
         </w:tc>
         <w:tc>
@@ -102,7 +112,7 @@
       </w:tr>
       <w:tr>
         <w:tblPrEx>
-          <w:tblW w:w="0" w:type="auto"/>
+          <w:tblW w:w="9345" w:type="dxa"/>
           <w:tblLayout w:type="fixed"/>
           <w:tblLook w:val="04A0"/>
         </w:tblPrEx>
@@ -196,7 +206,7 @@
       </w:tr>
       <w:tr>
         <w:tblPrEx>
-          <w:tblW w:w="0" w:type="auto"/>
+          <w:tblW w:w="9345" w:type="dxa"/>
           <w:tblLayout w:type="fixed"/>
           <w:tblLook w:val="04A0"/>
         </w:tblPrEx>
@@ -290,7 +300,7 @@
       </w:tr>
       <w:tr>
         <w:tblPrEx>
-          <w:tblW w:w="0" w:type="auto"/>
+          <w:tblW w:w="9345" w:type="dxa"/>
           <w:tblLayout w:type="fixed"/>
           <w:tblLook w:val="04A0"/>
         </w:tblPrEx>
@@ -384,7 +394,7 @@
       </w:tr>
       <w:tr>
         <w:tblPrEx>
-          <w:tblW w:w="0" w:type="auto"/>
+          <w:tblW w:w="9345" w:type="dxa"/>
           <w:tblLayout w:type="fixed"/>
           <w:tblLook w:val="04A0"/>
         </w:tblPrEx>
@@ -478,7 +488,7 @@
       </w:tr>
       <w:tr>
         <w:tblPrEx>
-          <w:tblW w:w="0" w:type="auto"/>
+          <w:tblW w:w="9345" w:type="dxa"/>
           <w:tblLayout w:type="fixed"/>
           <w:tblLook w:val="04A0"/>
         </w:tblPrEx>
@@ -572,7 +582,7 @@
       </w:tr>
       <w:tr>
         <w:tblPrEx>
-          <w:tblW w:w="0" w:type="auto"/>
+          <w:tblW w:w="9345" w:type="dxa"/>
           <w:tblLayout w:type="fixed"/>
           <w:tblLook w:val="04A0"/>
         </w:tblPrEx>
@@ -666,7 +676,7 @@
       </w:tr>
       <w:tr>
         <w:tblPrEx>
-          <w:tblW w:w="0" w:type="auto"/>
+          <w:tblW w:w="9345" w:type="dxa"/>
           <w:tblLayout w:type="fixed"/>
           <w:tblLook w:val="04A0"/>
         </w:tblPrEx>
@@ -760,7 +770,7 @@
       </w:tr>
       <w:tr>
         <w:tblPrEx>
-          <w:tblW w:w="0" w:type="auto"/>
+          <w:tblW w:w="9345" w:type="dxa"/>
           <w:tblLayout w:type="fixed"/>
           <w:tblLook w:val="04A0"/>
         </w:tblPrEx>
@@ -854,7 +864,7 @@
       </w:tr>
       <w:tr>
         <w:tblPrEx>
-          <w:tblW w:w="0" w:type="auto"/>
+          <w:tblW w:w="9345" w:type="dxa"/>
           <w:tblLayout w:type="fixed"/>
           <w:tblLook w:val="04A0"/>
         </w:tblPrEx>
@@ -948,7 +958,7 @@
       </w:tr>
       <w:tr>
         <w:tblPrEx>
-          <w:tblW w:w="0" w:type="auto"/>
+          <w:tblW w:w="9345" w:type="dxa"/>
           <w:tblLayout w:type="fixed"/>
           <w:tblLook w:val="04A0"/>
         </w:tblPrEx>
@@ -1007,6 +1017,13 @@
         </w:tc>
       </w:tr>
     </w:tbl>
+    <w:p>
+      <w:pPr>
+        <w:rPr>
+          <w:lang w:val="en-US"/>
+        </w:rPr>
+      </w:pPr>
+    </w:p>
     <w:p>
       <w:pPr>
         <w:rPr>
@@ -1477,6 +1494,56 @@
       <w:shd w:val="clear" w:color="auto" w:fill="F2F2F2" w:themeFill="background1" w:themeFillShade="F2"/>
     </w:tcPr>
   </w:style>
+  <w:style w:type="paragraph" w:styleId="Header">
+    <w:name w:val="header"/>
+    <w:basedOn w:val="Normal"/>
+    <w:link w:val="HeaderChar"/>
+    <w:uiPriority w:val="99"/>
+    <w:unhideWhenUsed/>
+    <w:rsid w:val="003A2BC5"/>
+    <w:pPr>
+      <w:tabs>
+        <w:tab w:val="center" w:pos="4844"/>
+        <w:tab w:val="right" w:pos="9689"/>
+      </w:tabs>
+      <w:spacing w:after="0" w:line="240" w:lineRule="auto"/>
+    </w:pPr>
+  </w:style>
+  <w:style w:type="character" w:customStyle="1" w:styleId="HeaderChar">
+    <w:name w:val="Header Char"/>
+    <w:basedOn w:val="DefaultParagraphFont"/>
+    <w:link w:val="Header"/>
+    <w:uiPriority w:val="99"/>
+    <w:rsid w:val="003A2BC5"/>
+    <w:rPr>
+      <w:lang w:val="ru-RU"/>
+    </w:rPr>
+  </w:style>
+  <w:style w:type="paragraph" w:styleId="Footer">
+    <w:name w:val="footer"/>
+    <w:basedOn w:val="Normal"/>
+    <w:link w:val="FooterChar"/>
+    <w:uiPriority w:val="99"/>
+    <w:unhideWhenUsed/>
+    <w:rsid w:val="003A2BC5"/>
+    <w:pPr>
+      <w:tabs>
+        <w:tab w:val="center" w:pos="4844"/>
+        <w:tab w:val="right" w:pos="9689"/>
+      </w:tabs>
+      <w:spacing w:after="0" w:line="240" w:lineRule="auto"/>
+    </w:pPr>
+  </w:style>
+  <w:style w:type="character" w:customStyle="1" w:styleId="FooterChar">
+    <w:name w:val="Footer Char"/>
+    <w:basedOn w:val="DefaultParagraphFont"/>
+    <w:link w:val="Footer"/>
+    <w:uiPriority w:val="99"/>
+    <w:rsid w:val="003A2BC5"/>
+    <w:rPr>
+      <w:lang w:val="ru-RU"/>
+    </w:rPr>
+  </w:style>
 </w:styles>
 </file>
 
